--- a/staticfiles/documents/Пользовательское соглашение.docx
+++ b/staticfiles/documents/Пользовательское соглашение.docx
@@ -19,7 +19,7 @@
           <w:b/>
           <w:bCs/>
         </w:rPr>
-        <w:t>InnoAuthor</w:t>
+        <w:t>ИнноАвтор</w:t>
       </w:r>
       <w:proofErr w:type="spellEnd"/>
     </w:p>
@@ -29,7 +29,11 @@
       </w:r>
       <w:proofErr w:type="spellStart"/>
       <w:r>
-        <w:t>InnoAuthor</w:t>
+        <w:rPr>
+          <w:b/>
+          <w:bCs/>
+        </w:rPr>
+        <w:t>ИнноАвтор</w:t>
       </w:r>
       <w:proofErr w:type="spellEnd"/>
       <w:r>
@@ -102,7 +106,11 @@
       </w:r>
       <w:proofErr w:type="spellStart"/>
       <w:r>
-        <w:t>InnoAuthor</w:t>
+        <w:rPr>
+          <w:b/>
+          <w:bCs/>
+        </w:rPr>
+        <w:t>ИнноАвтор</w:t>
       </w:r>
       <w:proofErr w:type="spellEnd"/>
       <w:r>
